--- a/pr-preview/pr-424/proof-writing.docx
+++ b/pr-preview/pr-424/proof-writing.docx
@@ -15,7 +15,7 @@
         <w:pStyle w:val="Date"/>
       </w:pPr>
       <w:r>
-        <w:t xml:space="preserve">Last modified: 2026-10-19 13:26:01 (PDT)</w:t>
+        <w:t xml:space="preserve">Last modified: 2026-10-19 23:35:06 (PDT)</w:t>
       </w:r>
     </w:p>
     <w:p>
@@ -877,74 +877,16 @@
         <w:t xml:space="preserve"> </w:t>
       </w:r>
       <w:r>
-        <w:t xml:space="preserve">These notes use five, defined next:</w:t>
-      </w:r>
-      <w:r>
-        <w:t xml:space="preserve"> </w:t>
-      </w:r>
-      <w:r>
-        <w:t xml:space="preserve">not (</w:t>
-      </w:r>
-      <w:hyperlink w:anchor="def-not">
-        <w:r>
-          <w:rPr>
-            <w:rStyle w:val="Hyperlink"/>
-          </w:rPr>
-          <w:t xml:space="preserve">Definition 4</w:t>
-        </w:r>
-      </w:hyperlink>
-      <w:r>
-        <w:t xml:space="preserve">), and (</w:t>
-      </w:r>
-      <w:hyperlink w:anchor="def-and">
-        <w:r>
-          <w:rPr>
-            <w:rStyle w:val="Hyperlink"/>
-          </w:rPr>
-          <w:t xml:space="preserve">Definition 5</w:t>
-        </w:r>
-      </w:hyperlink>
-      <w:r>
-        <w:t xml:space="preserve">), or (</w:t>
-      </w:r>
-      <w:hyperlink w:anchor="def-or">
-        <w:r>
-          <w:rPr>
-            <w:rStyle w:val="Hyperlink"/>
-          </w:rPr>
-          <w:t xml:space="preserve">Definition 6</w:t>
-        </w:r>
-      </w:hyperlink>
-      <w:r>
-        <w:t xml:space="preserve">),</w:t>
-      </w:r>
-      <w:r>
-        <w:t xml:space="preserve"> </w:t>
-      </w:r>
-      <w:r>
-        <w:t xml:space="preserve">implies (</w:t>
-      </w:r>
-      <w:hyperlink w:anchor="def-implies">
-        <w:r>
-          <w:rPr>
-            <w:rStyle w:val="Hyperlink"/>
-          </w:rPr>
-          <w:t xml:space="preserve">Definition 7</w:t>
-        </w:r>
-      </w:hyperlink>
-      <w:r>
-        <w:t xml:space="preserve">), and if and only if (</w:t>
-      </w:r>
-      <w:hyperlink w:anchor="def-iff">
-        <w:r>
-          <w:rPr>
-            <w:rStyle w:val="Hyperlink"/>
-          </w:rPr>
-          <w:t xml:space="preserve">Definition 8</w:t>
-        </w:r>
-      </w:hyperlink>
-      <w:r>
-        <w:t xml:space="preserve">).</w:t>
+        <w:t xml:space="preserve">These notes use five, each defined next:</w:t>
+      </w:r>
+      <w:r>
+        <w:t xml:space="preserve"> </w:t>
+      </w:r>
+      <w:r>
+        <w:t xml:space="preserve">not, and, or, implies, and if and only if.</w:t>
+      </w:r>
+      <w:r>
+        <w:t xml:space="preserve"> </w:t>
       </w:r>
     </w:p>
     <w:bookmarkEnd w:id="14"/>
@@ -3595,35 +3537,16 @@
         <w:t xml:space="preserve"> </w:t>
       </w:r>
       <w:r>
-        <w:t xml:space="preserve">There are two: the universal quantifier (</w:t>
-      </w:r>
-      <w:hyperlink w:anchor="def-universal-quantifier">
-        <w:r>
-          <w:rPr>
-            <w:rStyle w:val="Hyperlink"/>
-          </w:rPr>
-          <w:t xml:space="preserve">Definition 10</w:t>
-        </w:r>
-      </w:hyperlink>
-      <w:r>
-        <w:t xml:space="preserve">)</w:t>
-      </w:r>
-      <w:r>
-        <w:t xml:space="preserve"> </w:t>
-      </w:r>
-      <w:r>
-        <w:t xml:space="preserve">and the existential quantifier (</w:t>
-      </w:r>
-      <w:hyperlink w:anchor="def-existential-quantifier">
-        <w:r>
-          <w:rPr>
-            <w:rStyle w:val="Hyperlink"/>
-          </w:rPr>
-          <w:t xml:space="preserve">Definition 11</w:t>
-        </w:r>
-      </w:hyperlink>
-      <w:r>
-        <w:t xml:space="preserve">).</w:t>
+        <w:t xml:space="preserve">There are two, each defined next:</w:t>
+      </w:r>
+      <w:r>
+        <w:t xml:space="preserve"> </w:t>
+      </w:r>
+      <w:r>
+        <w:t xml:space="preserve">the universal quantifier and the existential quantifier.</w:t>
+      </w:r>
+      <w:r>
+        <w:t xml:space="preserve"> </w:t>
       </w:r>
     </w:p>
     <w:bookmarkEnd w:id="26"/>
@@ -11650,40 +11573,10 @@
         <w:t xml:space="preserve"> </w:t>
       </w:r>
       <w:r>
-        <w:t xml:space="preserve">as a theorem (</w:t>
-      </w:r>
-      <w:hyperlink w:anchor="def-theorem">
-        <w:r>
-          <w:rPr>
-            <w:rStyle w:val="Hyperlink"/>
-          </w:rPr>
-          <w:t xml:space="preserve">Definition 17</w:t>
-        </w:r>
-      </w:hyperlink>
-      <w:r>
-        <w:t xml:space="preserve">), a lemma (</w:t>
-      </w:r>
-      <w:hyperlink w:anchor="def-lemma">
-        <w:r>
-          <w:rPr>
-            <w:rStyle w:val="Hyperlink"/>
-          </w:rPr>
-          <w:t xml:space="preserve">Definition 18</w:t>
-        </w:r>
-      </w:hyperlink>
-      <w:r>
-        <w:t xml:space="preserve">), or a corollary (</w:t>
-      </w:r>
-      <w:hyperlink w:anchor="def-corollary">
-        <w:r>
-          <w:rPr>
-            <w:rStyle w:val="Hyperlink"/>
-          </w:rPr>
-          <w:t xml:space="preserve">Definition 19</w:t>
-        </w:r>
-      </w:hyperlink>
-      <w:r>
-        <w:t xml:space="preserve">).</w:t>
+        <w:t xml:space="preserve">as a theorem, a lemma, or a corollary, each defined next.</w:t>
+      </w:r>
+      <w:r>
+        <w:t xml:space="preserve"> </w:t>
       </w:r>
     </w:p>
     <w:bookmarkEnd w:id="51"/>
